--- a/Files/Core/Forms/Modified/ProfessionalAndManagementLiability/DirectorsAndOfficers/DO_PE_FiduciaryLiability.docx
+++ b/Files/Core/Forms/Modified/ProfessionalAndManagementLiability/DirectorsAndOfficers/DO_PE_FiduciaryLiability.docx
@@ -1,14 +1,13 @@
 
 <file path=word/document.xml><?xml version="1.0" encoding="utf-8"?>
-<w:document xmlns:wpc="http://schemas.microsoft.com/office/word/2010/wordprocessingCanvas" xmlns:cx="http://schemas.microsoft.com/office/drawing/2014/chartex" xmlns:cx1="http://schemas.microsoft.com/office/drawing/2015/9/8/chartex" xmlns:cx2="http://schemas.microsoft.com/office/drawing/2015/10/21/chartex" xmlns:cx3="http://schemas.microsoft.com/office/drawing/2016/5/9/chartex" xmlns:cx4="http://schemas.microsoft.com/office/drawing/2016/5/10/chartex" xmlns:cx5="http://schemas.microsoft.com/office/drawing/2016/5/11/chartex" xmlns:mc="http://schemas.openxmlformats.org/markup-compatibility/2006" xmlns:o="urn:schemas-microsoft-com:office:office" xmlns:r="http://schemas.openxmlformats.org/officeDocument/2006/relationships" xmlns:m="http://schemas.openxmlformats.org/officeDocument/2006/math" xmlns:v="urn:schemas-microsoft-com:vml" xmlns:wp14="http://schemas.microsoft.com/office/word/2010/wordprocessingDrawing" xmlns:wp="http://schemas.openxmlformats.org/drawingml/2006/wordprocessingDrawing" xmlns:w10="urn:schemas-microsoft-com:office:word" xmlns:w="http://schemas.openxmlformats.org/wordprocessingml/2006/main" xmlns:w14="http://schemas.microsoft.com/office/word/2010/wordml" xmlns:w15="http://schemas.microsoft.com/office/word/2012/wordml" xmlns:wne="http://schemas.microsoft.com/office/word/2006/wordml" xmlns:w16cid="http://schemas.microsoft.com/office/word/2016/wordml/cid" xmlns:w16se="http://schemas.microsoft.com/office/word/2015/wordml/symex" xmlns:wpg="http://schemas.microsoft.com/office/word/2010/wordprocessingGroup" xmlns:wpi="http://schemas.microsoft.com/office/word/2010/wordprocessingInk" xmlns:wps="http://schemas.microsoft.com/office/word/2010/wordprocessingShape" mc:Ignorable="w14 w15 wp14 w16se w16cid">
-  <!-- Generated by Aspose.Words for .NET 23.2.0 -->
+<w:document xmlns:wpc="http://schemas.microsoft.com/office/word/2010/wordprocessingCanvas" xmlns:cx="http://schemas.microsoft.com/office/drawing/2014/chartex" xmlns:cx1="http://schemas.microsoft.com/office/drawing/2015/9/8/chartex" xmlns:cx2="http://schemas.microsoft.com/office/drawing/2015/10/21/chartex" xmlns:cx3="http://schemas.microsoft.com/office/drawing/2016/5/9/chartex" xmlns:cx4="http://schemas.microsoft.com/office/drawing/2016/5/10/chartex" xmlns:cx5="http://schemas.microsoft.com/office/drawing/2016/5/11/chartex" xmlns:cx6="http://schemas.microsoft.com/office/drawing/2016/5/12/chartex" xmlns:cx7="http://schemas.microsoft.com/office/drawing/2016/5/13/chartex" xmlns:cx8="http://schemas.microsoft.com/office/drawing/2016/5/14/chartex" xmlns:mc="http://schemas.openxmlformats.org/markup-compatibility/2006" xmlns:aink="http://schemas.microsoft.com/office/drawing/2016/ink" xmlns:am3d="http://schemas.microsoft.com/office/drawing/2017/model3d" xmlns:o="urn:schemas-microsoft-com:office:office" xmlns:oel="http://schemas.microsoft.com/office/2019/extlst" xmlns:r="http://schemas.openxmlformats.org/officeDocument/2006/relationships" xmlns:m="http://schemas.openxmlformats.org/officeDocument/2006/math" xmlns:v="urn:schemas-microsoft-com:vml" xmlns:wp14="http://schemas.microsoft.com/office/word/2010/wordprocessingDrawing" xmlns:wp="http://schemas.openxmlformats.org/drawingml/2006/wordprocessingDrawing" xmlns:w10="urn:schemas-microsoft-com:office:word" xmlns:w="http://schemas.openxmlformats.org/wordprocessingml/2006/main" xmlns:w14="http://schemas.microsoft.com/office/word/2010/wordml" xmlns:w15="http://schemas.microsoft.com/office/word/2012/wordml" xmlns:w16cex="http://schemas.microsoft.com/office/word/2018/wordml/cex" xmlns:w16cid="http://schemas.microsoft.com/office/word/2016/wordml/cid" xmlns:w16="http://schemas.microsoft.com/office/word/2018/wordml" xmlns:w16du="http://schemas.microsoft.com/office/word/2023/wordml/word16du" xmlns:w16sdtdh="http://schemas.microsoft.com/office/word/2020/wordml/sdtdatahash" xmlns:w16sdtfl="http://schemas.microsoft.com/office/word/2024/wordml/sdtformatlock" xmlns:w16se="http://schemas.microsoft.com/office/word/2015/wordml/symex" xmlns:wpg="http://schemas.microsoft.com/office/word/2010/wordprocessingGroup" xmlns:wpi="http://schemas.microsoft.com/office/word/2010/wordprocessingInk" xmlns:wne="http://schemas.microsoft.com/office/word/2006/wordml" xmlns:wps="http://schemas.microsoft.com/office/word/2010/wordprocessingShape" mc:Ignorable="w14 w15 w16se w16cid w16 w16cex w16sdtdh w16sdtfl w16du wp14">
   <w:body>
     <w:tbl>
       <w:tblPr>
         <w:tblW w:w="10710" w:type="dxa"/>
         <w:tblInd w:w="-730" w:type="dxa"/>
         <w:tblLayout w:type="fixed"/>
-        <w:tblLook w:val="04A0"/>
+        <w:tblLook w:val="04A0" w:firstRow="1" w:lastRow="0" w:firstColumn="1" w:lastColumn="0" w:noHBand="0" w:noVBand="1"/>
       </w:tblPr>
       <w:tblGrid>
         <w:gridCol w:w="3690"/>
@@ -17,12 +16,6 @@
         <w:gridCol w:w="2610"/>
       </w:tblGrid>
       <w:tr>
-        <w:tblPrEx>
-          <w:tblW w:w="10710" w:type="dxa"/>
-          <w:tblInd w:w="-730" w:type="dxa"/>
-          <w:tblLayout w:type="fixed"/>
-          <w:tblLook w:val="04A0"/>
-        </w:tblPrEx>
         <w:trPr>
           <w:cantSplit/>
           <w:trHeight w:val="250"/>
@@ -353,12 +346,12 @@
 </file>
 
 <file path=word/numbering.xml><?xml version="1.0" encoding="utf-8"?>
-<w:numbering xmlns:wpc="http://schemas.microsoft.com/office/word/2010/wordprocessingCanvas" xmlns:cx="http://schemas.microsoft.com/office/drawing/2014/chartex" xmlns:cx1="http://schemas.microsoft.com/office/drawing/2015/9/8/chartex" xmlns:cx2="http://schemas.microsoft.com/office/drawing/2015/10/21/chartex" xmlns:cx3="http://schemas.microsoft.com/office/drawing/2016/5/9/chartex" xmlns:cx4="http://schemas.microsoft.com/office/drawing/2016/5/10/chartex" xmlns:cx5="http://schemas.microsoft.com/office/drawing/2016/5/11/chartex" xmlns:mc="http://schemas.openxmlformats.org/markup-compatibility/2006" xmlns:o="urn:schemas-microsoft-com:office:office" xmlns:r="http://schemas.openxmlformats.org/officeDocument/2006/relationships" xmlns:m="http://schemas.openxmlformats.org/officeDocument/2006/math" xmlns:v="urn:schemas-microsoft-com:vml" xmlns:wp14="http://schemas.microsoft.com/office/word/2010/wordprocessingDrawing" xmlns:wp="http://schemas.openxmlformats.org/drawingml/2006/wordprocessingDrawing" xmlns:w10="urn:schemas-microsoft-com:office:word" xmlns:w="http://schemas.openxmlformats.org/wordprocessingml/2006/main" xmlns:w14="http://schemas.microsoft.com/office/word/2010/wordml" xmlns:w15="http://schemas.microsoft.com/office/word/2012/wordml" xmlns:wne="http://schemas.microsoft.com/office/word/2006/wordml" xmlns:w16cid="http://schemas.microsoft.com/office/word/2016/wordml/cid" xmlns:w16se="http://schemas.microsoft.com/office/word/2015/wordml/symex" xmlns:wpg="http://schemas.microsoft.com/office/word/2010/wordprocessingGroup" xmlns:wpi="http://schemas.microsoft.com/office/word/2010/wordprocessingInk" xmlns:wps="http://schemas.microsoft.com/office/word/2010/wordprocessingShape" mc:Ignorable="w14 w15 wp14 w16se w16cid">
-  <w:abstractNum w:abstractNumId="0">
+<w:numbering xmlns:wpc="http://schemas.microsoft.com/office/word/2010/wordprocessingCanvas" xmlns:cx="http://schemas.microsoft.com/office/drawing/2014/chartex" xmlns:cx1="http://schemas.microsoft.com/office/drawing/2015/9/8/chartex" xmlns:cx2="http://schemas.microsoft.com/office/drawing/2015/10/21/chartex" xmlns:cx3="http://schemas.microsoft.com/office/drawing/2016/5/9/chartex" xmlns:cx4="http://schemas.microsoft.com/office/drawing/2016/5/10/chartex" xmlns:cx5="http://schemas.microsoft.com/office/drawing/2016/5/11/chartex" xmlns:cx6="http://schemas.microsoft.com/office/drawing/2016/5/12/chartex" xmlns:cx7="http://schemas.microsoft.com/office/drawing/2016/5/13/chartex" xmlns:cx8="http://schemas.microsoft.com/office/drawing/2016/5/14/chartex" xmlns:mc="http://schemas.openxmlformats.org/markup-compatibility/2006" xmlns:aink="http://schemas.microsoft.com/office/drawing/2016/ink" xmlns:am3d="http://schemas.microsoft.com/office/drawing/2017/model3d" xmlns:o="urn:schemas-microsoft-com:office:office" xmlns:oel="http://schemas.microsoft.com/office/2019/extlst" xmlns:r="http://schemas.openxmlformats.org/officeDocument/2006/relationships" xmlns:m="http://schemas.openxmlformats.org/officeDocument/2006/math" xmlns:v="urn:schemas-microsoft-com:vml" xmlns:wp14="http://schemas.microsoft.com/office/word/2010/wordprocessingDrawing" xmlns:wp="http://schemas.openxmlformats.org/drawingml/2006/wordprocessingDrawing" xmlns:w10="urn:schemas-microsoft-com:office:word" xmlns:w="http://schemas.openxmlformats.org/wordprocessingml/2006/main" xmlns:w14="http://schemas.microsoft.com/office/word/2010/wordml" xmlns:w15="http://schemas.microsoft.com/office/word/2012/wordml" xmlns:w16cex="http://schemas.microsoft.com/office/word/2018/wordml/cex" xmlns:w16cid="http://schemas.microsoft.com/office/word/2016/wordml/cid" xmlns:w16="http://schemas.microsoft.com/office/word/2018/wordml" xmlns:w16du="http://schemas.microsoft.com/office/word/2023/wordml/word16du" xmlns:w16sdtdh="http://schemas.microsoft.com/office/word/2020/wordml/sdtdatahash" xmlns:w16sdtfl="http://schemas.microsoft.com/office/word/2024/wordml/sdtformatlock" xmlns:w16se="http://schemas.microsoft.com/office/word/2015/wordml/symex" xmlns:wpg="http://schemas.microsoft.com/office/word/2010/wordprocessingGroup" xmlns:wpi="http://schemas.microsoft.com/office/word/2010/wordprocessingInk" xmlns:wne="http://schemas.microsoft.com/office/word/2006/wordml" xmlns:wps="http://schemas.microsoft.com/office/word/2010/wordprocessingShape" mc:Ignorable="w14 w15 w16se w16cid w16 w16cex w16sdtdh w16sdtfl w16du wp14">
+  <w:abstractNum w:abstractNumId="0" w15:restartNumberingAfterBreak="0">
     <w:nsid w:val="53262AD6"/>
     <w:multiLevelType w:val="hybridMultilevel"/>
     <w:tmpl w:val="40B48C30"/>
-    <w:lvl w:ilvl="0">
+    <w:lvl w:ilvl="0" w:tplc="04090015">
       <w:start w:val="1"/>
       <w:numFmt w:val="upperLetter"/>
       <w:lvlText w:val="%1."/>
@@ -367,7 +360,7 @@
         <w:ind w:left="720" w:hanging="360"/>
       </w:pPr>
     </w:lvl>
-    <w:lvl w:ilvl="1" w:tentative="1">
+    <w:lvl w:ilvl="1" w:tplc="04090019" w:tentative="1">
       <w:start w:val="1"/>
       <w:numFmt w:val="lowerLetter"/>
       <w:lvlText w:val="%2."/>
@@ -376,7 +369,7 @@
         <w:ind w:left="1440" w:hanging="360"/>
       </w:pPr>
     </w:lvl>
-    <w:lvl w:ilvl="2" w:tentative="1">
+    <w:lvl w:ilvl="2" w:tplc="0409001B" w:tentative="1">
       <w:start w:val="1"/>
       <w:numFmt w:val="lowerRoman"/>
       <w:lvlText w:val="%3."/>
@@ -385,7 +378,7 @@
         <w:ind w:left="2160" w:hanging="180"/>
       </w:pPr>
     </w:lvl>
-    <w:lvl w:ilvl="3" w:tentative="1">
+    <w:lvl w:ilvl="3" w:tplc="0409000F" w:tentative="1">
       <w:start w:val="1"/>
       <w:numFmt w:val="decimal"/>
       <w:lvlText w:val="%4."/>
@@ -394,7 +387,7 @@
         <w:ind w:left="2880" w:hanging="360"/>
       </w:pPr>
     </w:lvl>
-    <w:lvl w:ilvl="4" w:tentative="1">
+    <w:lvl w:ilvl="4" w:tplc="04090019" w:tentative="1">
       <w:start w:val="1"/>
       <w:numFmt w:val="lowerLetter"/>
       <w:lvlText w:val="%5."/>
@@ -403,7 +396,7 @@
         <w:ind w:left="3600" w:hanging="360"/>
       </w:pPr>
     </w:lvl>
-    <w:lvl w:ilvl="5" w:tentative="1">
+    <w:lvl w:ilvl="5" w:tplc="0409001B" w:tentative="1">
       <w:start w:val="1"/>
       <w:numFmt w:val="lowerRoman"/>
       <w:lvlText w:val="%6."/>
@@ -412,7 +405,7 @@
         <w:ind w:left="4320" w:hanging="180"/>
       </w:pPr>
     </w:lvl>
-    <w:lvl w:ilvl="6" w:tentative="1">
+    <w:lvl w:ilvl="6" w:tplc="0409000F" w:tentative="1">
       <w:start w:val="1"/>
       <w:numFmt w:val="decimal"/>
       <w:lvlText w:val="%7."/>
@@ -421,7 +414,7 @@
         <w:ind w:left="5040" w:hanging="360"/>
       </w:pPr>
     </w:lvl>
-    <w:lvl w:ilvl="7" w:tentative="1">
+    <w:lvl w:ilvl="7" w:tplc="04090019" w:tentative="1">
       <w:start w:val="1"/>
       <w:numFmt w:val="lowerLetter"/>
       <w:lvlText w:val="%8."/>
@@ -430,7 +423,7 @@
         <w:ind w:left="5760" w:hanging="360"/>
       </w:pPr>
     </w:lvl>
-    <w:lvl w:ilvl="8" w:tentative="1">
+    <w:lvl w:ilvl="8" w:tplc="0409001B" w:tentative="1">
       <w:start w:val="1"/>
       <w:numFmt w:val="lowerRoman"/>
       <w:lvlText w:val="%9."/>
@@ -447,7 +440,7 @@
 </file>
 
 <file path=word/styles.xml><?xml version="1.0" encoding="utf-8"?>
-<w:styles xmlns:mc="http://schemas.openxmlformats.org/markup-compatibility/2006" xmlns:r="http://schemas.openxmlformats.org/officeDocument/2006/relationships" xmlns:w="http://schemas.openxmlformats.org/wordprocessingml/2006/main" xmlns:w14="http://schemas.microsoft.com/office/word/2010/wordml" xmlns:w15="http://schemas.microsoft.com/office/word/2012/wordml" xmlns:w16cid="http://schemas.microsoft.com/office/word/2016/wordml/cid" xmlns:w16se="http://schemas.microsoft.com/office/word/2015/wordml/symex" mc:Ignorable="w14 w15 w16se w16cid">
+<w:styles xmlns:mc="http://schemas.openxmlformats.org/markup-compatibility/2006" xmlns:r="http://schemas.openxmlformats.org/officeDocument/2006/relationships" xmlns:w="http://schemas.openxmlformats.org/wordprocessingml/2006/main" xmlns:w14="http://schemas.microsoft.com/office/word/2010/wordml" xmlns:w15="http://schemas.microsoft.com/office/word/2012/wordml" xmlns:w16cex="http://schemas.microsoft.com/office/word/2018/wordml/cex" xmlns:w16cid="http://schemas.microsoft.com/office/word/2016/wordml/cid" xmlns:w16="http://schemas.microsoft.com/office/word/2018/wordml" xmlns:w16du="http://schemas.microsoft.com/office/word/2023/wordml/word16du" xmlns:w16sdtdh="http://schemas.microsoft.com/office/word/2020/wordml/sdtdatahash" xmlns:w16sdtfl="http://schemas.microsoft.com/office/word/2024/wordml/sdtformatlock" xmlns:w16se="http://schemas.microsoft.com/office/word/2015/wordml/symex" mc:Ignorable="w14 w15 w16se w16cid w16 w16cex w16sdtdh w16sdtfl w16du">
   <w:docDefaults>
     <w:rPrDefault>
       <w:rPr>
@@ -835,11 +828,11 @@
     <w:lsdException w:name="List Table 5 Dark Accent 6" w:uiPriority="50"/>
     <w:lsdException w:name="List Table 6 Colorful Accent 6" w:uiPriority="51"/>
     <w:lsdException w:name="List Table 7 Colorful Accent 6" w:uiPriority="52"/>
-    <w:lsdException w:name="Smart Link" w:semiHidden="1" w:unhideWhenUsed="1"/>
     <w:lsdException w:name="Mention" w:semiHidden="1" w:unhideWhenUsed="1"/>
     <w:lsdException w:name="Smart Hyperlink" w:semiHidden="1" w:unhideWhenUsed="1"/>
     <w:lsdException w:name="Hashtag" w:semiHidden="1" w:unhideWhenUsed="1"/>
     <w:lsdException w:name="Unresolved Mention" w:semiHidden="1" w:unhideWhenUsed="1"/>
+    <w:lsdException w:name="Smart Link" w:semiHidden="1" w:unhideWhenUsed="1"/>
   </w:latentStyles>
   <w:style w:type="paragraph" w:default="1" w:styleId="Normal">
     <w:name w:val="Normal"/>
